--- a/tai-lieu-noi-bo/moscow/new-tretyakov-gallery.docx
+++ b/tai-lieu-noi-bo/moscow/new-tretyakov-gallery.docx
@@ -80,6 +80,38 @@
       </w:pPr>
       <w:r>
         <w:t>Tòa nhà hiện đại Xô Viết đang được hãng OMA của Rem Koolhaas tái thiết (đại tu 2023–khoảng 2027/2028).</w:t>
+      </w:r>
+    </w:p>
+    <w:p>
+      <w:pPr>
+        <w:pStyle w:val="ListBullet"/>
+      </w:pPr>
+      <w:r>
+        <w:t>'Bay trên thành phố' (1918) của Chagall và 'Bố cục VII' (1913) của Kandinsky — đỉnh cao hội họa Nga đầu thế kỷ 20.</w:t>
+      </w:r>
+    </w:p>
+    <w:p>
+      <w:pPr>
+        <w:pStyle w:val="ListBullet"/>
+      </w:pPr>
+      <w:r>
+        <w:t>Mô hình 'Tháp Tatlin' (Đài tưởng niệm Quốc tế Cộng sản III, 1919–1920) — biểu tượng chưa bao giờ được xây của phái Kiến tạo.</w:t>
+      </w:r>
+    </w:p>
+    <w:p>
+      <w:pPr>
+        <w:pStyle w:val="ListBullet"/>
+      </w:pPr>
+      <w:r>
+        <w:t>'Phong cách khắc nghiệt' thập niên 1960: 'Những người xây dựng Bratsk' của Popkov, 'Người mẹ' của Korzhev.</w:t>
+      </w:r>
+    </w:p>
+    <w:p>
+      <w:pPr>
+        <w:pStyle w:val="ListBullet"/>
+      </w:pPr>
+      <w:r>
+        <w:t>'Cánh cửa đỏ' (1965) của Roginsky — người được gọi là 'ông tổ Pop Art Nga'.</w:t>
       </w:r>
     </w:p>
     <w:p>
@@ -383,6 +415,116 @@
       </w:pPr>
       <w:r>
         <w:t>Cuối cùng, điểm nhấn không nằm trong nhà mà ngay ngoài cửa: Công viên nghệ thuật Muzeon với hơn một nghìn bức tượng, trong đó có bức tượng Felix Dzerzhinsky từng ngự trước trụ sở KGB và bức tượng Stalin bằng đá granite hồng với khuôn mặt từng bị đập vỡ. Dạo giữa vườn tượng này, người xem như đọc được cả một chương lịch sử đầy giông bão của nước Nga – một trải nghiệm mà không bảo tàng nào có thể tái hiện trong bốn bức tường.</w:t>
+      </w:r>
+    </w:p>
+    <w:p>
+      <w:pPr>
+        <w:pStyle w:val="Heading1"/>
+      </w:pPr>
+      <w:r>
+        <w:rPr>
+          <w:color w:val="152C4E"/>
+        </w:rPr>
+        <w:t>Phòng nghệ thuật tiên phong (avant-garde) — điểm mặt từng bức</w:t>
+      </w:r>
+    </w:p>
+    <w:p>
+      <w:pPr>
+        <w:jc w:val="both"/>
+      </w:pPr>
+      <w:r>
+        <w:t>Những gian đầu tiên ở Krymsky Val dành cho nghệ thuật tiên phong Nga giai đoạn 1910–1930 — thời khắc mà nước Nga từng đứng ở hàng đầu của nghệ thuật hiện đại thế giới. Gợi ý cho hướng dẫn viên: hãy dẫn khách đi đúng trình tự để thấy rõ mạch tiến hóa chóng mặt chỉ trong khoảng hai mươi năm — từ Hậu Ấn tượng, sang Lập thể, tới Trừu tượng, rồi đỉnh điểm là chủ nghĩa Tối cao (Suprematism) của Malevich. Kể được mạch này, cả căn phòng bỗng trở nên dễ hiểu với khách Việt.</w:t>
+      </w:r>
+    </w:p>
+    <w:p>
+      <w:pPr>
+        <w:jc w:val="both"/>
+      </w:pPr>
+      <w:r>
+        <w:t>Mở đầu nên là 'Trái cây trên đĩa' (Фрукты на блюде, 1910) của Ilya Mashkov — thành viên nhóm 'Bồi Rô' (Бубновый валет / Jack of Diamonds). Màu sắc rực rỡ, tạo hình khỏe khoắn khiến giới phê bình so sánh ông với Matisse; bức này từng được trưng tại Salon Mùa thu Paris năm 1910. Cách kể: dùng bức tĩnh vật tươi vui này để cho khách thấy hội họa Nga đã 'bắt sóng' châu Âu nhanh và tự tin đến mức nào.</w:t>
+      </w:r>
+    </w:p>
+    <w:p>
+      <w:pPr>
+        <w:jc w:val="both"/>
+      </w:pPr>
+      <w:r>
+        <w:t>Kế đó là 'Phượng hoàng' (Phoenix, 1911) của Natalia Goncharova — người được mệnh danh 'nữ tướng của phái tiên phong'. Bà pha trộn tranh khắc gỗ dân gian (lubok) và mô-típ biểu tượng tôn giáo Nga vào ngôn ngữ hiện đại, và không ít lần bị kiểm duyệt vì bị cho là 'báng bổ'. Bên cạnh bà thường là tranh của người bạn đời Mikhail Larionov, cha đẻ trường phái Tia sáng (Луизм / Rayonism).</w:t>
+      </w:r>
+    </w:p>
+    <w:p>
+      <w:pPr>
+        <w:jc w:val="both"/>
+      </w:pPr>
+      <w:r>
+        <w:t>Điểm dừng gây tò mò nhất là mô hình của Vladimir Tatlin cho 'Đài tưởng niệm Quốc tế Cộng sản III' (Памятник III Интернационалу, 1919–1920) — quen gọi là 'Tháp Tatlin'. Đây là tuyên ngôn của phái Kiến tạo (Constructivism): một tháp xoắn ốc bằng thép và kính, dự tính còn cao hơn tháp Eiffel, bên trong có các khối hình học quay theo chu kỳ ngày–tháng–năm. Công trình chưa bao giờ được xây. Cách kể: chỉ vào mô hình và hỏi khách 'vì sao giấc mơ khổng lồ này mãi chỉ nằm trên bàn thiết kế?' — đó chính là câu chuyện về khát vọng và giới hạn của một thời đại.</w:t>
+      </w:r>
+    </w:p>
+    <w:p>
+      <w:pPr>
+        <w:jc w:val="both"/>
+      </w:pPr>
+      <w:r>
+        <w:t>Trung tâm của khu tiên phong là hai kiệt tác trừu tượng: 'Bố cục VII' (Композиция VII, 1913) của Wassily Kandinsky — bản giao hưởng màu sắc được xem là đỉnh cao 'độ chín' của ông; và 'Bay trên thành phố' (Над городом, 1914–1918) của Marc Chagall, vẽ chính ông cùng người vợ Bella dắt tay nhau bay lơ lửng trên mái nhà quê hương Vitebsk. Với khách Việt, câu chuyện tình lãng mạn trong bức Chagall là 'chìa khóa' dễ chạm nhất — hãy kể về tình yêu trước, rồi mới nói tới bút pháp.</w:t>
+      </w:r>
+    </w:p>
+    <w:p>
+      <w:pPr>
+        <w:jc w:val="both"/>
+      </w:pPr>
+      <w:r>
+        <w:t>Ngôi sao của cả khu vẫn là 'Hình vuông đen' (Чёрный квадрат, 1915) của Kazimir Malevich (đã kể sâu ở phần điểm nhấn) — nên nhắc khách đây là một trong các phiên bản của chính tác giả và được treo trang trọng ở 'góc đỏ' như một bức thánh tượng. Quanh đó, đừng bỏ qua 'Tiếng chuông. Tháp chuông Ivan Đại đế' (Звон, 1915) của Aristarkh Lentulov — nhà thờ Kremlin được 'đập vụn' rồi ghép lại như kính vạn hoa, rung lên theo tiếng chuông; 'Bố cục với sáu cái đầu' (đầu thập niên 1930) của Pavel Filonov — những gương mặt như phát sáng từ bên trong một thế giới li ti; và 'Đồ nội thất đỏ' (Красная мебель, 1920) của Robert Falk, họa sĩ suốt đời giữ tinh thần tiên phong và né tránh khuôn mẫu hiện thực xã hội chủ nghĩa.</w:t>
+      </w:r>
+    </w:p>
+    <w:p>
+      <w:pPr>
+        <w:pStyle w:val="Heading1"/>
+      </w:pPr>
+      <w:r>
+        <w:rPr>
+          <w:color w:val="152C4E"/>
+        </w:rPr>
+        <w:t>Từ hiện thực xã hội chủ nghĩa đến đương đại — từng kiệt tác kể chuyện thế kỷ</w:t>
+      </w:r>
+    </w:p>
+    <w:p>
+      <w:pPr>
+        <w:jc w:val="both"/>
+      </w:pPr>
+      <w:r>
+        <w:t>Bước sang các gian tiếp theo, không khí đổi hẳn: nghệ thuật bước vào thời Xô-viết. Hai bức của Aleksandr Deyneka đáng dừng lại lâu: 'Xuống hầm mỏ' (В шахту, 1925) với bút pháp đồ họa mạnh mẽ ngợi ca người thợ, và nhất là 'Những phi công tương lai' (Будущие лётчики, 1938) — ba cậu bé cởi trần ngồi trên bờ kè Sevastopol, lưng quay về phía người xem, cùng ngước nhìn chiếc thủy phi cơ trên nền biển xanh, một ẩn dụ trong trẻo về tương lai tươi sáng của đất nước. Cách kể: đặt câu hỏi cho khách 'các em bé này lớn lên sẽ gặp điều gì?' để dẫn sang bối cảnh Thế chiến II sắp tới.</w:t>
+      </w:r>
+    </w:p>
+    <w:p>
+      <w:pPr>
+        <w:jc w:val="both"/>
+      </w:pPr>
+      <w:r>
+        <w:t>Không thể bỏ qua Yuri Pimenov với 'Nào, dồn sức cho công nghiệp nặng!' (Даёшь тяжёлую индустрию!, 1927) và kiệt tác 'Moscow Mới' (Новая Москва, 1937) — thiếu nữ cầm lái chiếc ô tô mui trần lao giữa lòng thủ đô đang thay da đổi thịt (đã kể ở phần điểm nhấn). Gần đó là 'Pushball' (1931) của Pavel Kuznetsov, ghi lại phong trào thể thao quần chúng được cổ vũ mạnh thời ấy.</w:t>
+      </w:r>
+    </w:p>
+    <w:p>
+      <w:pPr>
+        <w:jc w:val="both"/>
+      </w:pPr>
+      <w:r>
+        <w:t>Một cụm quan trọng là 'phong cách khắc nghiệt' (суровый стиль) của thập niên 1960 — thế hệ họa sĩ hậu chiến vẽ mộc mạc, chân thật, không tô hồng. Hãy chỉ cho khách 'Những người xây dựng Bratsk' (Строители Братска, 1960–1961) của Viktor Popkov — nhóm công nhân thủy điện đứng sừng sững như tượng đài; 'Người mẹ' (Мать, 1964–1967) của Geliy Korzhev, người từng nói 'chúng tôi là thế hệ ngấm mùi chiến tranh'; và 'Bên bờ biển. Gia đình' (У моря. Семья, 1964) của Dmitry Zhilinsky, pha kỹ thuật vẽ icon Nga cổ với tinh thần Phục Hưng.</w:t>
+      </w:r>
+    </w:p>
+    <w:p>
+      <w:pPr>
+        <w:jc w:val="both"/>
+      </w:pPr>
+      <w:r>
+        <w:t>Cuối hành trình là khu nghệ thuật phi chính thống và đương đại. Bức gây tranh cãi nhất là 'Cánh cửa đỏ' (Красная дверь, 1965) của Mikhail Roginsky — người được gọi là 'ông tổ Pop Art Nga'; khi bị hỏi vì sao lại vẽ một cánh cửa tầm thường, ông đáp gọn: 'Đó không phải cánh cửa, mà là năng lượng.' Bên cạnh là 'Xoắn ốc động' (1964) của Francisco Infante-Arana — nghệ thuật thị giác (op-art) nối dài tinh thần Malevich và Tatlin; và 'Biển. Bộ tranh nhiều tấm' (1990) của Ivan Chuikov, đại diện phái Ý niệm Moscow. (Dòng Sots Art của bộ đôi Komar &amp; Melamid đã được nhắc ở phần điểm nhấn.)</w:t>
+      </w:r>
+    </w:p>
+    <w:p>
+      <w:pPr>
+        <w:jc w:val="both"/>
+      </w:pPr>
+      <w:r>
+        <w:t>Ra tới vườn tượng Muzeon ngay bên ngoài, có ba bức khách nên dừng chân. Tượng Feliks Dzerzhinsky (nhà điêu khắc Yevgeny Vuchetich) — trùm cơ quan mật vụ — bị cần cẩu kéo đổ khỏi Quảng trường Lubyanka trong đêm 22 tháng 8 năm 1991, nay nằm trầm mặc trong công viên. Cách đó không xa là tượng Stalin bằng đá granite với chiếc mũi bị sứt, và ngay phía sau là tác phẩm 'Nạn nhân của các chế độ toàn trị' của Evgeny Chubarov — một bức tường gồm 282 chiếc đầu đá nhìn ra sau song sắt, được cố ý đặt cạnh tượng Stalin để lịch sử tự 'đối chất' với nhau. Cách kể cho khách Việt: đây là bài học về ký ức và hòa giải — nên kể nhẹ nhàng, khách quan, để khách tự cảm nhận thay vì phán xét.</w:t>
       </w:r>
     </w:p>
     <w:p>
@@ -913,6 +1055,21 @@
       </w:r>
     </w:p>
     <w:p>
+      <w:r>
+        <w:rPr>
+          <w:sz w:val="22"/>
+        </w:rPr>
+        <w:t xml:space="preserve">• GW2RU — 20 masterpieces at the New Tretyakov Gallery — </w:t>
+      </w:r>
+      <w:r>
+        <w:rPr>
+          <w:color w:val="204A86"/>
+          <w:sz w:val="20"/>
+        </w:rPr>
+        <w:t>https://www.gw2ru.com/arts/2792-new-tretyakov-gallery-masterpieces</w:t>
+      </w:r>
+    </w:p>
+    <w:p>
       <w:pPr>
         <w:pStyle w:val="Heading2"/>
       </w:pPr>
@@ -980,11 +1137,29 @@
     <w:p>
       <w:r>
         <w:rPr>
+          <w:color w:val="5C6773"/>
+          <w:sz w:val="20"/>
+        </w:rPr>
+        <w:t>GW2RU (Russia Beyond) — '20 masterpieces at the New Tretyakov Gallery': danh mục và mô tả từng tác phẩm tiêu biểu tại Krymsky Val (Mashkov 'Trái cây trên đĩa' 1910, Goncharova 'Phượng hoàng' 1911, mô hình Tatlin 1913 &amp; Tháp Tatlin 1919–1920, Kandinsky 'Bố cục VII' 1913, Chagall 'Bay trên thành phố' 1914–1918, Lentulov 'Tiếng chuông' 1915, Deyneka 'Xuống hầm mỏ' 1925 &amp; 'Những phi công tương lai' 1938, Pimenov 'Nào, dồn sức cho công nghiệp nặng!' 1927, Kuznetsov 'Pushball' 1931, Popkov 'Những người xây dựng Bratsk' 1960–1961, Korzhev 'Người mẹ' 1964–1967, Zhilinsky 1964, Filonov đầu 1930s, Falk 'Đồ nội thất đỏ' 1920, Roginsky 'Cánh cửa đỏ' 1965, Infante-Arana 1964, Chuikov 1990).</w:t>
+      </w:r>
+    </w:p>
+    <w:p>
+      <w:r>
+        <w:rPr>
+          <w:color w:val="5C6773"/>
+          <w:sz w:val="20"/>
+        </w:rPr>
+        <w:t>Wikipedia (EN) 'Muzeon Park of Arts' — tượng Dzerzhinsky (Vuchetich) bị hạ bệ 22/8/1991; tác phẩm 282 đầu đá của Evgeny Chubarov đặt cạnh tượng Stalin.</w:t>
+      </w:r>
+    </w:p>
+    <w:p>
+      <w:r>
+        <w:rPr>
           <w:i/>
           <w:color w:val="5C6773"/>
           <w:sz w:val="18"/>
         </w:rPr>
-        <w:t>Tài liệu nội bộ — không dùng cho mục đích public. Biên soạn nguyên gốc, có dẫn nguồn. Cập nhật 2026-08-11.</w:t>
+        <w:t>Tài liệu nội bộ — không dùng cho mục đích public. Biên soạn nguyên gốc, có dẫn nguồn. Cập nhật 2026-09-28.</w:t>
       </w:r>
     </w:p>
     <w:sectPr>
